--- a/sem2/PAPRO/Papro2/Michał Krystecki Papro lab2-1.docx
+++ b/sem2/PAPRO/Papro2/Michał Krystecki Papro lab2-1.docx
@@ -108,107 +108,77 @@
         <w:rPr>
           <w:lang w:val="pl-PL"/>
         </w:rPr>
-        <w:t xml:space="preserve">Cały </w:t>
-      </w:r>
-      <w:proofErr w:type="gramStart"/>
-      <w:r>
-        <w:rPr>
-          <w:lang w:val="pl-PL"/>
-        </w:rPr>
-        <w:t>system</w:t>
-      </w:r>
-      <w:proofErr w:type="gramEnd"/>
-      <w:r>
-        <w:rPr>
-          <w:lang w:val="pl-PL"/>
-        </w:rPr>
-        <w:t xml:space="preserve"> czyli </w:t>
+        <w:t>Cały system czyli składa się z modułu wczytywania danych(</w:t>
       </w:r>
       <w:proofErr w:type="spellStart"/>
       <w:r>
         <w:rPr>
           <w:lang w:val="pl-PL"/>
         </w:rPr>
-        <w:t>DataProcessor</w:t>
+        <w:t>loader</w:t>
       </w:r>
       <w:proofErr w:type="spellEnd"/>
       <w:r>
         <w:rPr>
           <w:lang w:val="pl-PL"/>
         </w:rPr>
-        <w:t xml:space="preserve"> składa się z modułu wczytywania danych(</w:t>
+        <w:t xml:space="preserve">), filtra do </w:t>
+      </w:r>
+      <w:r>
+        <w:rPr>
+          <w:lang w:val="pl-PL"/>
+        </w:rPr>
+        <w:t>od</w:t>
+      </w:r>
+      <w:r>
+        <w:rPr>
+          <w:lang w:val="pl-PL"/>
+        </w:rPr>
+        <w:t xml:space="preserve">filtrowania </w:t>
+      </w:r>
+      <w:r>
+        <w:rPr>
+          <w:lang w:val="pl-PL"/>
+        </w:rPr>
+        <w:t xml:space="preserve">interesujących nas </w:t>
+      </w:r>
+      <w:r>
+        <w:rPr>
+          <w:lang w:val="pl-PL"/>
+        </w:rPr>
+        <w:t>pomiar</w:t>
+      </w:r>
+      <w:r>
+        <w:rPr>
+          <w:lang w:val="pl-PL"/>
+        </w:rPr>
+        <w:t>ó</w:t>
+      </w:r>
+      <w:r>
+        <w:rPr>
+          <w:lang w:val="pl-PL"/>
+        </w:rPr>
+        <w:t xml:space="preserve">w </w:t>
+      </w:r>
+      <w:r>
+        <w:rPr>
+          <w:lang w:val="pl-PL"/>
+        </w:rPr>
+        <w:t xml:space="preserve">oraz </w:t>
       </w:r>
       <w:proofErr w:type="spellStart"/>
       <w:r>
         <w:rPr>
           <w:lang w:val="pl-PL"/>
         </w:rPr>
-        <w:t>loader</w:t>
+        <w:t>exporter</w:t>
       </w:r>
       <w:proofErr w:type="spellEnd"/>
       <w:r>
         <w:rPr>
           <w:lang w:val="pl-PL"/>
         </w:rPr>
-        <w:t xml:space="preserve">), filtra do </w:t>
-      </w:r>
-      <w:r>
-        <w:rPr>
-          <w:lang w:val="pl-PL"/>
-        </w:rPr>
-        <w:t>od</w:t>
-      </w:r>
-      <w:r>
-        <w:rPr>
-          <w:lang w:val="pl-PL"/>
-        </w:rPr>
-        <w:t xml:space="preserve">filtrowania </w:t>
-      </w:r>
-      <w:r>
-        <w:rPr>
-          <w:lang w:val="pl-PL"/>
-        </w:rPr>
-        <w:t xml:space="preserve">interesujących nas </w:t>
-      </w:r>
-      <w:proofErr w:type="spellStart"/>
-      <w:r>
-        <w:rPr>
-          <w:lang w:val="pl-PL"/>
-        </w:rPr>
-        <w:t>pomiar</w:t>
-      </w:r>
-      <w:r>
-        <w:rPr>
-          <w:lang w:val="pl-PL"/>
-        </w:rPr>
-        <w:t>ow</w:t>
-      </w:r>
-      <w:proofErr w:type="spellEnd"/>
-      <w:r>
-        <w:rPr>
-          <w:lang w:val="pl-PL"/>
-        </w:rPr>
-        <w:t xml:space="preserve"> </w:t>
-      </w:r>
-      <w:r>
-        <w:rPr>
-          <w:lang w:val="pl-PL"/>
-        </w:rPr>
-        <w:t xml:space="preserve">oraz </w:t>
-      </w:r>
-      <w:proofErr w:type="spellStart"/>
-      <w:r>
-        <w:rPr>
-          <w:lang w:val="pl-PL"/>
-        </w:rPr>
-        <w:t>exporter</w:t>
-      </w:r>
-      <w:proofErr w:type="spellEnd"/>
-      <w:r>
-        <w:rPr>
-          <w:lang w:val="pl-PL"/>
-        </w:rPr>
-        <w:t xml:space="preserve"> do exportu listy do danego przez nas formatu</w:t>
+        <w:t xml:space="preserve"> do exportu listy do danego formatu</w:t>
       </w:r>
       <w:r>
         <w:rPr>

--- a/sem2/PAPRO/Papro2/Michał Krystecki Papro lab2-1.docx
+++ b/sem2/PAPRO/Papro2/Michał Krystecki Papro lab2-1.docx
@@ -4,27 +4,29 @@
   <w:body>
     <w:p>
       <w:pPr>
-        <w:rPr>
-          <w:b/>
-          <w:bCs/>
-          <w:sz w:val="28"/>
-          <w:szCs w:val="28"/>
-          <w:lang w:val="pl-PL"/>
-        </w:rPr>
-      </w:pPr>
-      <w:r>
-        <w:rPr>
-          <w:b/>
-          <w:bCs/>
-          <w:sz w:val="28"/>
-          <w:szCs w:val="28"/>
-          <w:lang w:val="pl-PL"/>
-        </w:rPr>
-        <w:t xml:space="preserve">Zad.1 </w:t>
-      </w:r>
-    </w:p>
-    <w:p>
-      <w:pPr>
+        <w:jc w:val="both"/>
+        <w:rPr>
+          <w:b/>
+          <w:bCs/>
+          <w:sz w:val="28"/>
+          <w:szCs w:val="28"/>
+          <w:lang w:val="pl-PL"/>
+        </w:rPr>
+      </w:pPr>
+      <w:r>
+        <w:rPr>
+          <w:b/>
+          <w:bCs/>
+          <w:sz w:val="28"/>
+          <w:szCs w:val="28"/>
+          <w:lang w:val="pl-PL"/>
+        </w:rPr>
+        <w:t>Zad.1</w:t>
+      </w:r>
+    </w:p>
+    <w:p>
+      <w:pPr>
+        <w:jc w:val="both"/>
         <w:rPr>
           <w:lang w:val="pl-PL"/>
         </w:rPr>
@@ -93,36 +95,38 @@
     </w:p>
     <w:p>
       <w:pPr>
-        <w:rPr>
-          <w:lang w:val="pl-PL"/>
-        </w:rPr>
-      </w:pPr>
-    </w:p>
-    <w:p>
-      <w:pPr>
-        <w:rPr>
-          <w:lang w:val="pl-PL"/>
-        </w:rPr>
-      </w:pPr>
-      <w:r>
-        <w:rPr>
-          <w:lang w:val="pl-PL"/>
-        </w:rPr>
-        <w:t>Cały system czyli składa się z modułu wczytywania danych(</w:t>
+        <w:jc w:val="both"/>
+        <w:rPr>
+          <w:lang w:val="pl-PL"/>
+        </w:rPr>
+      </w:pPr>
+    </w:p>
+    <w:p>
+      <w:pPr>
+        <w:jc w:val="both"/>
+        <w:rPr>
+          <w:lang w:val="pl-PL"/>
+        </w:rPr>
+      </w:pPr>
+      <w:r>
+        <w:rPr>
+          <w:lang w:val="pl-PL"/>
+        </w:rPr>
+        <w:t>Cały system składa się z modułu wczytywania danych,</w:t>
       </w:r>
       <w:proofErr w:type="spellStart"/>
       <w:r>
         <w:rPr>
           <w:lang w:val="pl-PL"/>
         </w:rPr>
-        <w:t>loader</w:t>
+        <w:t xml:space="preserve"> fi</w:t>
       </w:r>
       <w:proofErr w:type="spellEnd"/>
       <w:r>
         <w:rPr>
           <w:lang w:val="pl-PL"/>
         </w:rPr>
-        <w:t xml:space="preserve">), filtra do </w:t>
+        <w:t xml:space="preserve">ltra do </w:t>
       </w:r>
       <w:r>
         <w:rPr>
@@ -173,6 +177,12 @@
         </w:rPr>
         <w:t>exporter</w:t>
       </w:r>
+      <w:r>
+        <w:rPr>
+          <w:lang w:val="pl-PL"/>
+        </w:rPr>
+        <w:t>a</w:t>
+      </w:r>
       <w:proofErr w:type="spellEnd"/>
       <w:r>
         <w:rPr>
@@ -185,6 +195,12 @@
           <w:lang w:val="pl-PL"/>
         </w:rPr>
         <w:t xml:space="preserve">. Wszystkie elementy korzystają z </w:t>
+      </w:r>
+      <w:r>
+        <w:rPr>
+          <w:lang w:val="pl-PL"/>
+        </w:rPr>
+        <w:t xml:space="preserve">klasy </w:t>
       </w:r>
       <w:proofErr w:type="spellStart"/>
       <w:r>
@@ -425,130 +441,143 @@
     </w:p>
     <w:p>
       <w:pPr>
-        <w:rPr>
-          <w:lang w:val="pl-PL"/>
-        </w:rPr>
-      </w:pPr>
-    </w:p>
-    <w:p>
-      <w:pPr>
-        <w:rPr>
-          <w:lang w:val="pl-PL"/>
-        </w:rPr>
-      </w:pPr>
-    </w:p>
-    <w:p>
-      <w:pPr>
-        <w:rPr>
-          <w:b/>
-          <w:bCs/>
-          <w:sz w:val="28"/>
-          <w:szCs w:val="28"/>
-          <w:lang w:val="pl-PL"/>
-        </w:rPr>
-      </w:pPr>
-    </w:p>
-    <w:p>
-      <w:pPr>
-        <w:rPr>
-          <w:b/>
-          <w:bCs/>
-          <w:sz w:val="28"/>
-          <w:szCs w:val="28"/>
-          <w:lang w:val="pl-PL"/>
-        </w:rPr>
-      </w:pPr>
-    </w:p>
-    <w:p>
-      <w:pPr>
-        <w:rPr>
-          <w:b/>
-          <w:bCs/>
-          <w:sz w:val="28"/>
-          <w:szCs w:val="28"/>
-          <w:lang w:val="pl-PL"/>
-        </w:rPr>
-      </w:pPr>
-    </w:p>
-    <w:p>
-      <w:pPr>
-        <w:rPr>
-          <w:b/>
-          <w:bCs/>
-          <w:sz w:val="28"/>
-          <w:szCs w:val="28"/>
-          <w:lang w:val="pl-PL"/>
-        </w:rPr>
-      </w:pPr>
-    </w:p>
-    <w:p>
-      <w:pPr>
-        <w:rPr>
-          <w:b/>
-          <w:bCs/>
-          <w:sz w:val="28"/>
-          <w:szCs w:val="28"/>
-          <w:lang w:val="pl-PL"/>
-        </w:rPr>
-      </w:pPr>
-    </w:p>
-    <w:p>
-      <w:pPr>
-        <w:rPr>
-          <w:b/>
-          <w:bCs/>
-          <w:sz w:val="28"/>
-          <w:szCs w:val="28"/>
-          <w:lang w:val="pl-PL"/>
-        </w:rPr>
-      </w:pPr>
-    </w:p>
-    <w:p>
-      <w:pPr>
-        <w:rPr>
-          <w:b/>
-          <w:bCs/>
-          <w:sz w:val="28"/>
-          <w:szCs w:val="28"/>
-          <w:lang w:val="pl-PL"/>
-        </w:rPr>
-      </w:pPr>
-    </w:p>
-    <w:p>
-      <w:pPr>
-        <w:rPr>
-          <w:b/>
-          <w:bCs/>
-          <w:sz w:val="28"/>
-          <w:szCs w:val="28"/>
-          <w:lang w:val="pl-PL"/>
-        </w:rPr>
-      </w:pPr>
-    </w:p>
-    <w:p>
-      <w:pPr>
-        <w:rPr>
-          <w:b/>
-          <w:bCs/>
-          <w:sz w:val="28"/>
-          <w:szCs w:val="28"/>
-          <w:lang w:val="pl-PL"/>
-        </w:rPr>
-      </w:pPr>
-    </w:p>
-    <w:p>
-      <w:pPr>
-        <w:rPr>
-          <w:b/>
-          <w:bCs/>
-          <w:sz w:val="28"/>
-          <w:szCs w:val="28"/>
-          <w:lang w:val="pl-PL"/>
-        </w:rPr>
-      </w:pPr>
-    </w:p>
-    <w:p>
-      <w:pPr>
+        <w:jc w:val="both"/>
+        <w:rPr>
+          <w:lang w:val="pl-PL"/>
+        </w:rPr>
+      </w:pPr>
+    </w:p>
+    <w:p>
+      <w:pPr>
+        <w:jc w:val="both"/>
+        <w:rPr>
+          <w:lang w:val="pl-PL"/>
+        </w:rPr>
+      </w:pPr>
+    </w:p>
+    <w:p>
+      <w:pPr>
+        <w:jc w:val="both"/>
+        <w:rPr>
+          <w:b/>
+          <w:bCs/>
+          <w:sz w:val="28"/>
+          <w:szCs w:val="28"/>
+          <w:lang w:val="pl-PL"/>
+        </w:rPr>
+      </w:pPr>
+    </w:p>
+    <w:p>
+      <w:pPr>
+        <w:jc w:val="both"/>
+        <w:rPr>
+          <w:b/>
+          <w:bCs/>
+          <w:sz w:val="28"/>
+          <w:szCs w:val="28"/>
+          <w:lang w:val="pl-PL"/>
+        </w:rPr>
+      </w:pPr>
+    </w:p>
+    <w:p>
+      <w:pPr>
+        <w:jc w:val="both"/>
+        <w:rPr>
+          <w:b/>
+          <w:bCs/>
+          <w:sz w:val="28"/>
+          <w:szCs w:val="28"/>
+          <w:lang w:val="pl-PL"/>
+        </w:rPr>
+      </w:pPr>
+    </w:p>
+    <w:p>
+      <w:pPr>
+        <w:jc w:val="both"/>
+        <w:rPr>
+          <w:b/>
+          <w:bCs/>
+          <w:sz w:val="28"/>
+          <w:szCs w:val="28"/>
+          <w:lang w:val="pl-PL"/>
+        </w:rPr>
+      </w:pPr>
+    </w:p>
+    <w:p>
+      <w:pPr>
+        <w:jc w:val="both"/>
+        <w:rPr>
+          <w:b/>
+          <w:bCs/>
+          <w:sz w:val="28"/>
+          <w:szCs w:val="28"/>
+          <w:lang w:val="pl-PL"/>
+        </w:rPr>
+      </w:pPr>
+    </w:p>
+    <w:p>
+      <w:pPr>
+        <w:jc w:val="both"/>
+        <w:rPr>
+          <w:b/>
+          <w:bCs/>
+          <w:sz w:val="28"/>
+          <w:szCs w:val="28"/>
+          <w:lang w:val="pl-PL"/>
+        </w:rPr>
+      </w:pPr>
+    </w:p>
+    <w:p>
+      <w:pPr>
+        <w:jc w:val="both"/>
+        <w:rPr>
+          <w:b/>
+          <w:bCs/>
+          <w:sz w:val="28"/>
+          <w:szCs w:val="28"/>
+          <w:lang w:val="pl-PL"/>
+        </w:rPr>
+      </w:pPr>
+    </w:p>
+    <w:p>
+      <w:pPr>
+        <w:jc w:val="both"/>
+        <w:rPr>
+          <w:b/>
+          <w:bCs/>
+          <w:sz w:val="28"/>
+          <w:szCs w:val="28"/>
+          <w:lang w:val="pl-PL"/>
+        </w:rPr>
+      </w:pPr>
+    </w:p>
+    <w:p>
+      <w:pPr>
+        <w:jc w:val="both"/>
+        <w:rPr>
+          <w:b/>
+          <w:bCs/>
+          <w:sz w:val="28"/>
+          <w:szCs w:val="28"/>
+          <w:lang w:val="pl-PL"/>
+        </w:rPr>
+      </w:pPr>
+    </w:p>
+    <w:p>
+      <w:pPr>
+        <w:jc w:val="both"/>
+        <w:rPr>
+          <w:b/>
+          <w:bCs/>
+          <w:sz w:val="28"/>
+          <w:szCs w:val="28"/>
+          <w:lang w:val="pl-PL"/>
+        </w:rPr>
+      </w:pPr>
+    </w:p>
+    <w:p>
+      <w:pPr>
+        <w:jc w:val="both"/>
         <w:rPr>
           <w:b/>
           <w:bCs/>
@@ -630,11 +659,12 @@
           <w:szCs w:val="28"/>
           <w:lang w:val="pl-PL"/>
         </w:rPr>
-        <w:t xml:space="preserve">Zad.2 </w:t>
-      </w:r>
-    </w:p>
-    <w:p>
-      <w:pPr>
+        <w:t>Zad.2</w:t>
+      </w:r>
+    </w:p>
+    <w:p>
+      <w:pPr>
+        <w:jc w:val="both"/>
         <w:rPr>
           <w:lang w:val="pl-PL"/>
         </w:rPr>
@@ -676,7 +706,19 @@
         <w:rPr>
           <w:lang w:val="pl-PL"/>
         </w:rPr>
-        <w:t>exprotuje</w:t>
+        <w:t>expo</w:t>
+      </w:r>
+      <w:r>
+        <w:rPr>
+          <w:lang w:val="pl-PL"/>
+        </w:rPr>
+        <w:t>r</w:t>
+      </w:r>
+      <w:r>
+        <w:rPr>
+          <w:lang w:val="pl-PL"/>
+        </w:rPr>
+        <w:t>tuje</w:t>
       </w:r>
       <w:proofErr w:type="spellEnd"/>
       <w:r>
@@ -688,148 +730,161 @@
     </w:p>
     <w:p>
       <w:pPr>
-        <w:rPr>
-          <w:b/>
-          <w:bCs/>
-          <w:sz w:val="28"/>
-          <w:szCs w:val="28"/>
-          <w:lang w:val="pl-PL"/>
-        </w:rPr>
-      </w:pPr>
-    </w:p>
-    <w:p>
-      <w:pPr>
-        <w:rPr>
-          <w:b/>
-          <w:bCs/>
-          <w:sz w:val="28"/>
-          <w:szCs w:val="28"/>
-          <w:lang w:val="pl-PL"/>
-        </w:rPr>
-      </w:pPr>
-    </w:p>
-    <w:p>
-      <w:pPr>
-        <w:rPr>
-          <w:b/>
-          <w:bCs/>
-          <w:sz w:val="28"/>
-          <w:szCs w:val="28"/>
-          <w:lang w:val="pl-PL"/>
-        </w:rPr>
-      </w:pPr>
-    </w:p>
-    <w:p>
-      <w:pPr>
-        <w:rPr>
-          <w:b/>
-          <w:bCs/>
-          <w:sz w:val="28"/>
-          <w:szCs w:val="28"/>
-          <w:lang w:val="pl-PL"/>
-        </w:rPr>
-      </w:pPr>
-    </w:p>
-    <w:p>
-      <w:pPr>
-        <w:rPr>
-          <w:b/>
-          <w:bCs/>
-          <w:sz w:val="28"/>
-          <w:szCs w:val="28"/>
-          <w:lang w:val="pl-PL"/>
-        </w:rPr>
-      </w:pPr>
-    </w:p>
-    <w:p>
-      <w:pPr>
-        <w:rPr>
-          <w:b/>
-          <w:bCs/>
-          <w:sz w:val="28"/>
-          <w:szCs w:val="28"/>
-          <w:lang w:val="pl-PL"/>
-        </w:rPr>
-      </w:pPr>
-    </w:p>
-    <w:p>
-      <w:pPr>
-        <w:rPr>
-          <w:b/>
-          <w:bCs/>
-          <w:sz w:val="28"/>
-          <w:szCs w:val="28"/>
-          <w:lang w:val="pl-PL"/>
-        </w:rPr>
-      </w:pPr>
-    </w:p>
-    <w:p>
-      <w:pPr>
-        <w:rPr>
-          <w:b/>
-          <w:bCs/>
-          <w:sz w:val="28"/>
-          <w:szCs w:val="28"/>
-          <w:lang w:val="pl-PL"/>
-        </w:rPr>
-      </w:pPr>
-    </w:p>
-    <w:p>
-      <w:pPr>
-        <w:rPr>
-          <w:b/>
-          <w:bCs/>
-          <w:sz w:val="28"/>
-          <w:szCs w:val="28"/>
-          <w:lang w:val="pl-PL"/>
-        </w:rPr>
-      </w:pPr>
-    </w:p>
-    <w:p>
-      <w:pPr>
-        <w:rPr>
-          <w:b/>
-          <w:bCs/>
-          <w:sz w:val="28"/>
-          <w:szCs w:val="28"/>
-          <w:lang w:val="pl-PL"/>
-        </w:rPr>
-      </w:pPr>
-    </w:p>
-    <w:p>
-      <w:pPr>
-        <w:rPr>
-          <w:b/>
-          <w:bCs/>
-          <w:sz w:val="28"/>
-          <w:szCs w:val="28"/>
-          <w:lang w:val="pl-PL"/>
-        </w:rPr>
-      </w:pPr>
-    </w:p>
-    <w:p>
-      <w:pPr>
-        <w:rPr>
-          <w:b/>
-          <w:bCs/>
-          <w:sz w:val="28"/>
-          <w:szCs w:val="28"/>
-          <w:lang w:val="pl-PL"/>
-        </w:rPr>
-      </w:pPr>
-      <w:r>
-        <w:rPr>
-          <w:b/>
-          <w:bCs/>
-          <w:sz w:val="28"/>
-          <w:szCs w:val="28"/>
-          <w:lang w:val="pl-PL"/>
-        </w:rPr>
-        <w:t xml:space="preserve">Zad.3 </w:t>
-      </w:r>
-    </w:p>
-    <w:p>
-      <w:pPr>
+        <w:jc w:val="both"/>
+        <w:rPr>
+          <w:b/>
+          <w:bCs/>
+          <w:sz w:val="28"/>
+          <w:szCs w:val="28"/>
+          <w:lang w:val="pl-PL"/>
+        </w:rPr>
+      </w:pPr>
+    </w:p>
+    <w:p>
+      <w:pPr>
+        <w:jc w:val="both"/>
+        <w:rPr>
+          <w:b/>
+          <w:bCs/>
+          <w:sz w:val="28"/>
+          <w:szCs w:val="28"/>
+          <w:lang w:val="pl-PL"/>
+        </w:rPr>
+      </w:pPr>
+    </w:p>
+    <w:p>
+      <w:pPr>
+        <w:jc w:val="both"/>
+        <w:rPr>
+          <w:b/>
+          <w:bCs/>
+          <w:sz w:val="28"/>
+          <w:szCs w:val="28"/>
+          <w:lang w:val="pl-PL"/>
+        </w:rPr>
+      </w:pPr>
+    </w:p>
+    <w:p>
+      <w:pPr>
+        <w:jc w:val="both"/>
+        <w:rPr>
+          <w:b/>
+          <w:bCs/>
+          <w:sz w:val="28"/>
+          <w:szCs w:val="28"/>
+          <w:lang w:val="pl-PL"/>
+        </w:rPr>
+      </w:pPr>
+    </w:p>
+    <w:p>
+      <w:pPr>
+        <w:jc w:val="both"/>
+        <w:rPr>
+          <w:b/>
+          <w:bCs/>
+          <w:sz w:val="28"/>
+          <w:szCs w:val="28"/>
+          <w:lang w:val="pl-PL"/>
+        </w:rPr>
+      </w:pPr>
+    </w:p>
+    <w:p>
+      <w:pPr>
+        <w:jc w:val="both"/>
+        <w:rPr>
+          <w:b/>
+          <w:bCs/>
+          <w:sz w:val="28"/>
+          <w:szCs w:val="28"/>
+          <w:lang w:val="pl-PL"/>
+        </w:rPr>
+      </w:pPr>
+    </w:p>
+    <w:p>
+      <w:pPr>
+        <w:jc w:val="both"/>
+        <w:rPr>
+          <w:b/>
+          <w:bCs/>
+          <w:sz w:val="28"/>
+          <w:szCs w:val="28"/>
+          <w:lang w:val="pl-PL"/>
+        </w:rPr>
+      </w:pPr>
+    </w:p>
+    <w:p>
+      <w:pPr>
+        <w:jc w:val="both"/>
+        <w:rPr>
+          <w:b/>
+          <w:bCs/>
+          <w:sz w:val="28"/>
+          <w:szCs w:val="28"/>
+          <w:lang w:val="pl-PL"/>
+        </w:rPr>
+      </w:pPr>
+    </w:p>
+    <w:p>
+      <w:pPr>
+        <w:jc w:val="both"/>
+        <w:rPr>
+          <w:b/>
+          <w:bCs/>
+          <w:sz w:val="28"/>
+          <w:szCs w:val="28"/>
+          <w:lang w:val="pl-PL"/>
+        </w:rPr>
+      </w:pPr>
+    </w:p>
+    <w:p>
+      <w:pPr>
+        <w:jc w:val="both"/>
+        <w:rPr>
+          <w:b/>
+          <w:bCs/>
+          <w:sz w:val="28"/>
+          <w:szCs w:val="28"/>
+          <w:lang w:val="pl-PL"/>
+        </w:rPr>
+      </w:pPr>
+    </w:p>
+    <w:p>
+      <w:pPr>
+        <w:jc w:val="both"/>
+        <w:rPr>
+          <w:b/>
+          <w:bCs/>
+          <w:sz w:val="28"/>
+          <w:szCs w:val="28"/>
+          <w:lang w:val="pl-PL"/>
+        </w:rPr>
+      </w:pPr>
+    </w:p>
+    <w:p>
+      <w:pPr>
+        <w:jc w:val="both"/>
+        <w:rPr>
+          <w:b/>
+          <w:bCs/>
+          <w:sz w:val="28"/>
+          <w:szCs w:val="28"/>
+          <w:lang w:val="pl-PL"/>
+        </w:rPr>
+      </w:pPr>
+      <w:r>
+        <w:rPr>
+          <w:b/>
+          <w:bCs/>
+          <w:sz w:val="28"/>
+          <w:szCs w:val="28"/>
+          <w:lang w:val="pl-PL"/>
+        </w:rPr>
+        <w:t>Zad.3</w:t>
+      </w:r>
+    </w:p>
+    <w:p>
+      <w:pPr>
+        <w:jc w:val="both"/>
         <w:rPr>
           <w:b/>
           <w:bCs/>
@@ -893,7 +948,7 @@
     </w:p>
     <w:p>
       <w:pPr>
-        <w:ind w:firstLine="720"/>
+        <w:jc w:val="both"/>
         <w:rPr>
           <w:lang w:val="pl-PL"/>
         </w:rPr>
